--- a/일본판/2부/2부_2화_긴급사태.docx
+++ b/일본판/2부/2부_2화_긴급사태.docx
@@ -92,7 +92,7 @@
           <w:color w:val="555555"/>
           <w:sz w:val="22"/>
         </w:rPr>
-        <w:t>(2020年2月10日(月)、午後3時。桐生法律事務所。応接室のホワイトボードに「波戸町原告団 三一二名」と、まだ新しい赤ペンの字。机の上に、原告団の委任状のファイルが三冊。窓の外は雪まじりの雨。大城が、濡れたダウンジャケットを椅子の背にかけ、新聞を一部、机に置く。一面に「処理水、海洋放出が現実的」の見出し。)</w:t>
+        <w:t>(2020年2月10日(月)、午後3時。桐生法律事務所。応接室のホワイトボードに「波戸町原告団 三一二名」と、まだ新しい赤ペンの字。机の上には原告団の委任状のファイルが三冊。窓の外は雪まじりの雨。大城が濡れたダウンジャケットを椅子の背にかけ、新聞を一部机に置く。一面に「処理水、海洋放出が現実的」の見出し。)</w:t>
       </w:r>
     </w:p>
     <w:p>
@@ -115,7 +115,7 @@
           <w:i w:val="0"/>
           <w:sz w:val="22"/>
         </w:rPr>
-        <w:t>真壁さん、これ、見た? 今朝の国の小委員会の報告書。</w:t>
+        <w:t>真壁さん、これ見た? 今朝の国の小委員会の報告書。</w:t>
       </w:r>
     </w:p>
     <w:p>
@@ -185,16 +185,16 @@
           <w:color w:val="555555"/>
           <w:sz w:val="22"/>
         </w:rPr>
-        <w:t>(ノートを抱えて、遠慮がちに)</w:t>
-      </w:r>
-      <w:r>
-        <w:rPr>
-          <w:rFonts w:ascii="Times New Roman" w:hAnsi="Times New Roman" w:eastAsia="Malgun Gothic"/>
-          <w:b w:val="0"/>
-          <w:i w:val="0"/>
-          <w:sz w:val="22"/>
-        </w:rPr>
-        <w:t>大城さん、すみません。この報告書は、今回の訴訟の請求とは、直接は結びつかないんです。国と電力の責任は、二〇一一年の事故前の話ですから。</w:t>
+        <w:t>(ノートを抱えて遠慮がちに)</w:t>
+      </w:r>
+      <w:r>
+        <w:rPr>
+          <w:rFonts w:ascii="Times New Roman" w:hAnsi="Times New Roman" w:eastAsia="Malgun Gothic"/>
+          <w:b w:val="0"/>
+          <w:i w:val="0"/>
+          <w:sz w:val="22"/>
+        </w:rPr>
+        <w:t>大城さん、すみません。この報告書は今回の訴訟の請求とは直接結びつかないんです。国と電力の責任は二〇一一年の事故前の話ですから。</w:t>
       </w:r>
     </w:p>
     <w:p>
@@ -240,7 +240,7 @@
           <w:i w:val="0"/>
           <w:sz w:val="22"/>
         </w:rPr>
-        <w:t>……はい。そこは、そうです。</w:t>
+        <w:t>……はい。そこはそうです。</w:t>
       </w:r>
     </w:p>
     <w:p>
@@ -273,7 +273,7 @@
           <w:i w:val="0"/>
           <w:sz w:val="22"/>
         </w:rPr>
-        <w:t>大城さん、まずは、お茶を。遠藤さんが入院なさったら、一番長く待った人の席が空いちゃうので、今日は私が、勝手に埋めます。</w:t>
+        <w:t>大城さん、まずはお茶を。遠藤さんが入院なさったら、一番長く待った人の席が空いちゃうので、今日は私が勝手に埋めます。</w:t>
       </w:r>
     </w:p>
     <w:p>
@@ -306,7 +306,7 @@
           <w:i w:val="0"/>
           <w:sz w:val="22"/>
         </w:rPr>
-        <w:t>入院してないよ、三浦さん。遠藤のじいちゃんは、先週、風邪ひいたって言ってただけ。</w:t>
+        <w:t>入院してないよ、三浦さん。遠藤のじいちゃんは先週、風邪ひいたって言ってただけ。</w:t>
       </w:r>
     </w:p>
     <w:p>
@@ -353,16 +353,16 @@
           <w:color w:val="555555"/>
           <w:sz w:val="22"/>
         </w:rPr>
-        <w:t>(一口飲んで、肩の力を抜く)</w:t>
-      </w:r>
-      <w:r>
-        <w:rPr>
-          <w:rFonts w:ascii="Times New Roman" w:hAnsi="Times New Roman" w:eastAsia="Malgun Gothic"/>
-          <w:b w:val="0"/>
-          <w:i w:val="0"/>
-          <w:sz w:val="22"/>
-        </w:rPr>
-        <w:t>……ごめん。ちょっと、とがってた。</w:t>
+        <w:t>(一口飲んで肩の力を抜く)</w:t>
+      </w:r>
+      <w:r>
+        <w:rPr>
+          <w:rFonts w:ascii="Times New Roman" w:hAnsi="Times New Roman" w:eastAsia="Malgun Gothic"/>
+          <w:b w:val="0"/>
+          <w:i w:val="0"/>
+          <w:sz w:val="22"/>
+        </w:rPr>
+        <w:t>……ごめん。ちょっととがってた。</w:t>
       </w:r>
     </w:p>
     <w:p>
@@ -408,7 +408,7 @@
           <w:i w:val="0"/>
           <w:sz w:val="22"/>
         </w:rPr>
-        <w:t>あのね。うちの漁協の組合員、原告に入ってる人が、四十人いる。あの人たちが、今朝、あたしに言ったの。「処理水を流すなら、裁判をしてる意味はなんだべ」って。</w:t>
+        <w:t>あのね。うちの漁協の組合員で原告に入ってる人が四十人いる。あの人たちが今朝あたしに言ったの。「処理水を流すなら、裁判をしてる意味はなんだべ」って。</w:t>
       </w:r>
     </w:p>
     <w:p>
@@ -454,7 +454,7 @@
           <w:i w:val="0"/>
           <w:sz w:val="22"/>
         </w:rPr>
-        <w:t>海に流すのに、補償してもらっても、また魚が売れなくなるんでしょ。同じことが、また繰り返される。裁判で、何が変わるの。</w:t>
+        <w:t>海に流すのに補償してもらっても、また魚が売れなくなるんでしょ。同じことがまた繰り返される。裁判で何が変わるの。</w:t>
       </w:r>
     </w:p>
     <w:p>
@@ -487,7 +487,7 @@
           <w:i w:val="0"/>
           <w:sz w:val="22"/>
         </w:rPr>
-        <w:t>この裁判で、処理水の放出を止めることは、できません。それは、別の手続きの話です。ただ、国が「事前に分かっていたのに、止めなかった」と認められれば、次に同じことが起きるとき、国は「想定外でした」とは言えなくなる。</w:t>
+        <w:t>この裁判で処理水の放出を止めることはできません。それは別の手続きの話です。ただ、国が「事前に分かっていたのに止めなかった」と認められれば、次に同じことが起きるとき、国は「想定外でした」とは言えなくなる。</w:t>
       </w:r>
     </w:p>
     <w:p>
@@ -533,7 +533,7 @@
           <w:i w:val="0"/>
           <w:sz w:val="22"/>
         </w:rPr>
-        <w:t>はい。次に起きないのが一番ですが。……責任の所在を、法廷の記録に残すんです。あとから来る人のために。</w:t>
+        <w:t>はい。次に起きないのが一番ですが。……責任の所在を法廷の記録に残すんです。あとから来る人のために。</w:t>
       </w:r>
     </w:p>
     <w:p>
@@ -635,7 +635,7 @@
           <w:i w:val="0"/>
           <w:sz w:val="22"/>
         </w:rPr>
-        <w:t>「同じ人たち」。さっき、おっしゃいました。……同じ人たちが、同じ順番で決めている。それを、記録に残しましょう。</w:t>
+        <w:t>「同じ人たち」。さっきおっしゃいました。……同じ人たちが同じ順番で決めている。それを記録に残しましょう。</w:t>
       </w:r>
     </w:p>
     <w:p>
@@ -706,7 +706,7 @@
           <w:color w:val="555555"/>
           <w:sz w:val="22"/>
         </w:rPr>
-        <w:t>(三浦がメモ帳を見せる。大城は、湯呑みを両手で持ったまま、窓の外の雪まじりの雨を見ている。)</w:t>
+        <w:t>(三浦がメモ帳を見せる。大城は湯呑みを両手で持ったまま、窓の外の雪まじりの雨を見ている。)</w:t>
       </w:r>
     </w:p>
     <w:p>
@@ -729,7 +729,7 @@
           <w:i w:val="0"/>
           <w:sz w:val="22"/>
         </w:rPr>
-        <w:t>……ねえ。この「三一二」って、誰のこと書いてるの。数字だと、顔が消えちゃう気がして。</w:t>
+        <w:t>……ねえ。この「三一二」って誰のこと書いてるの。数字だと顔が消えちゃう気がして。</w:t>
       </w:r>
     </w:p>
     <w:p>
@@ -752,7 +752,7 @@
           <w:i w:val="0"/>
           <w:sz w:val="22"/>
         </w:rPr>
-        <w:t>消さないために、三浦さんが、一人ずつ名前をつけて、ファイルにしてくれています。</w:t>
+        <w:t>消さないために、三浦さんが一人ずつ名前をつけてファイルにしてくれています。</w:t>
       </w:r>
     </w:p>
     <w:p>
@@ -775,7 +775,7 @@
           <w:i w:val="0"/>
           <w:sz w:val="22"/>
         </w:rPr>
-        <w:t>ええ。三冊目の最後のページが、遠藤さんです。……いえ、一ページ目に、直します。一番長く待った人ですから。</w:t>
+        <w:t>ええ。三冊目の最後のページが遠藤さんです。……いえ、一ページ目に直します。一番長く待った人ですから。</w:t>
       </w:r>
     </w:p>
     <w:p>
@@ -790,7 +790,7 @@
           <w:color w:val="555555"/>
           <w:sz w:val="22"/>
         </w:rPr>
-        <w:t>(三浦がファイルを開き、付箋を貼り直す。大城は黙ってそれを見ている。外で、雨がみぞれに変わる。)</w:t>
+        <w:t>(三浦がファイルを開き、付箋を貼り直す。大城は黙ってそれを見ている。外で雨がみぞれに変わる。)</w:t>
       </w:r>
     </w:p>
     <w:p>
@@ -820,7 +820,7 @@
           <w:color w:val="555555"/>
           <w:sz w:val="22"/>
         </w:rPr>
-        <w:t>(2020年2月28日(金)、午後6時。汐見市内のスーパー。入口のワゴンに、「マスク 品切れ」「トイレットペーパー 入荷未定」の手書きの貼り紙。レジ前に、買い物かごを提げた客の列が長い。外の駐輪場の脇で、制服の上にダウンを着た和代が、スマホを握りしめている。仕事帰りの遼が、通りかかる。)</w:t>
+        <w:t>(2020年2月28日(金)、午後6時。汐見市内のスーパー。入口のワゴンに「マスク 品切れ」「トイレットペーパー 入荷未定」の手書きの貼り紙。レジ前には買い物かごを提げた客の長い列。外の駐輪場の脇で、制服の上にダウンを着た和代がスマホを握りしめている。仕事帰りの遼が通りかかる。)</w:t>
       </w:r>
     </w:p>
     <w:p>
@@ -843,7 +843,7 @@
           <w:i w:val="0"/>
           <w:sz w:val="22"/>
         </w:rPr>
-        <w:t>あ、真壁先生。……ちょうど、よかった。</w:t>
+        <w:t>あ、真壁先生。……ちょうどよかった。</w:t>
       </w:r>
     </w:p>
     <w:p>
@@ -889,7 +889,7 @@
           <w:i w:val="0"/>
           <w:sz w:val="22"/>
         </w:rPr>
-        <w:t>翔太が、受かったんです。高専の、三年次編入。今、メールが来て……。(声が詰まる)</w:t>
+        <w:t>翔太が受かったんです。高専の三年次編入。今メールが来て……。(声が詰まる)</w:t>
       </w:r>
     </w:p>
     <w:p>
@@ -935,7 +935,7 @@
           <w:i w:val="0"/>
           <w:sz w:val="22"/>
         </w:rPr>
-        <w:t>嬉しいんですけど。……すみません、嬉しいはずなのに、先に頭が、お金の計算を始めちゃって。入学金と、授業料と。寮に入るなら、また。</w:t>
+        <w:t>嬉しいんですけど。……すみません、嬉しいはずなのに、先に頭がお金の計算を始めちゃって。入学金と授業料と。寮に入るなら、また。</w:t>
       </w:r>
     </w:p>
     <w:p>
@@ -968,7 +968,7 @@
           <w:i w:val="0"/>
           <w:sz w:val="22"/>
         </w:rPr>
-        <w:t>翔太くんは、なんと言っていますか。</w:t>
+        <w:t>翔太くんはなんと言っていますか。</w:t>
       </w:r>
     </w:p>
     <w:p>
@@ -991,7 +991,7 @@
           <w:i w:val="0"/>
           <w:sz w:val="22"/>
         </w:rPr>
-        <w:t>「大丈夫だ、母さん」って。そればっか。あの子、父親にそっくりで、困ったときほど、大丈夫って言うんです。</w:t>
+        <w:t>「大丈夫だ、母さん」って。そればっか。あの子、父親にそっくりで、困ったときほど大丈夫って言うんです。</w:t>
       </w:r>
     </w:p>
     <w:p>
@@ -1271,7 +1271,7 @@
           <w:color w:val="555555"/>
           <w:sz w:val="22"/>
         </w:rPr>
-        <w:t>(和代がレジに戻っていく。入口のワゴンのマスクの棚を、遼が見る。空だ。しばらくして、携帯が鳴る。「翔太」の名前。)</w:t>
+        <w:t>(和代がレジに戻っていく。入口のワゴンのマスクの棚を遼が見る。空だ。しばらくして携帯が鳴る。「翔太」の名前。)</w:t>
       </w:r>
     </w:p>
     <w:p>
@@ -1304,7 +1304,7 @@
           <w:i w:val="0"/>
           <w:sz w:val="22"/>
         </w:rPr>
-        <w:t>あ、真壁先生。母さんから、聞きました? 受かったっす、おれ。</w:t>
+        <w:t>あ、真壁先生。母さんから聞きました? 受かったっす、おれ。</w:t>
       </w:r>
     </w:p>
     <w:p>
@@ -1350,7 +1350,7 @@
           <w:i w:val="0"/>
           <w:sz w:val="22"/>
         </w:rPr>
-        <w:t>先生、ありがとうございました。願書の、志望理由書。あれ、直してもらって。</w:t>
+        <w:t>先生、ありがとうございました。願書の志望理由書、あれ直してもらって。</w:t>
       </w:r>
     </w:p>
     <w:p>
@@ -1373,7 +1373,7 @@
           <w:i w:val="0"/>
           <w:sz w:val="22"/>
         </w:rPr>
-        <w:t>僕は、てにをはを直しただけです。「波戸の浜で、船の整備をする人になりたい」と書いたのは、翔太くんです。</w:t>
+        <w:t>僕はてにをはを直しただけです。「波戸の浜で、船の整備をする人になりたい」と書いたのは翔太くんです。</w:t>
       </w:r>
     </w:p>
     <w:p>
@@ -1396,7 +1396,7 @@
           <w:i w:val="0"/>
           <w:sz w:val="22"/>
         </w:rPr>
-        <w:t>……んだな。おれが書いた。(照れて笑う)あのさ、先生。倉庫は、続けっから。母さんには、まだ言ってねえけど、高専は、夜と土日に勉強できるコースを、探すつもり。</w:t>
+        <w:t>……んだな。おれが書いた。(照れて笑う)あのさ、先生。倉庫は続けっから。母さんにはまだ言ってねえけど、高専は夜と土日に勉強できるコースを探すつもり。</w:t>
       </w:r>
     </w:p>
     <w:p>
@@ -1419,7 +1419,7 @@
           <w:i w:val="0"/>
           <w:sz w:val="22"/>
         </w:rPr>
-        <w:t>無理は、しないでください。</w:t>
+        <w:t>無理はしないでください。</w:t>
       </w:r>
     </w:p>
     <w:p>
@@ -1505,7 +1505,7 @@
           <w:color w:val="555555"/>
           <w:sz w:val="22"/>
         </w:rPr>
-        <w:t>(2020年3月2日(月)、午前9時半。桐生法律事務所。前の週の木曜に、首相が全国の小中高校に一斉休校を要請した。今日から、学校は春休みまで休み。三浦の机の横に、学ランの中学生が座っている。陸。膝の上に、問題集と、ワークシートの束。)</w:t>
+        <w:t>(2020年3月2日(月)、午前9時半。桐生法律事務所。前の週の木曜に首相が全国の小中高校に一斉休校を要請した。今日から学校は春休みまで休み。三浦の机の横に、学ランの中学生が座っている。陸。膝の上に問題集とワークシートの束。)</w:t>
       </w:r>
     </w:p>
     <w:p>
@@ -1528,7 +1528,7 @@
           <w:i w:val="0"/>
           <w:sz w:val="22"/>
         </w:rPr>
-        <w:t>すみません、真壁さん、土井さん。今日だけ、お邪魔します。学童も、休みなんです。</w:t>
+        <w:t>すみません、真壁さん、土井さん。今日だけお邪魔します。学童も休みなんです。</w:t>
       </w:r>
     </w:p>
     <w:p>
@@ -1643,7 +1643,7 @@
           <w:i w:val="0"/>
           <w:sz w:val="22"/>
         </w:rPr>
-        <w:t>普通が一番むずかしいのよ。(ワークシートをのぞく)あ、方程式。ここ、移項で符号、変わるでしょ。</w:t>
+        <w:t>普通が一番むずかしいのよ。(ワークシートをのぞく)あ、方程式。ここ、移項で符号が変わるでしょ。</w:t>
       </w:r>
     </w:p>
     <w:p>
@@ -1689,7 +1689,7 @@
           <w:i w:val="0"/>
           <w:sz w:val="22"/>
         </w:rPr>
-        <w:t>弁護士は、条文を読むのが仕事だから。文章題は、条文と同じ。主語と述語をつかまえるだけ。</w:t>
+        <w:t>弁護士は条文を読むのが仕事だから。文章題は条文と同じ。主語と述語をつかまえるだけ。</w:t>
       </w:r>
     </w:p>
     <w:p>
@@ -1788,7 +1788,7 @@
           <w:color w:val="555555"/>
           <w:sz w:val="22"/>
         </w:rPr>
-        <w:t>(三浦が、電話口を手で押さえて、遼を見る。)</w:t>
+        <w:t>(三浦が電話口を手で押さえて遼を見る。)</w:t>
       </w:r>
     </w:p>
     <w:p>
@@ -1811,7 +1811,7 @@
           <w:i w:val="0"/>
           <w:sz w:val="22"/>
         </w:rPr>
-        <w:t>真壁さん、たけさんが、集会所のカギが閉まってて入れない、って。市の指示で、公共施設が一斉に使えなくなったそうです。</w:t>
+        <w:t>真壁さん、たけさんが、集会所のカギが閉まってて入れないって。市の指示で公共施設が一斉に使えなくなったそうです。</w:t>
       </w:r>
     </w:p>
     <w:p>
@@ -1834,7 +1834,7 @@
           <w:i w:val="0"/>
           <w:sz w:val="22"/>
         </w:rPr>
-        <w:t>……そうか。「汐見台の集会所」。月に二度の、お茶の会が。</w:t>
+        <w:t>……そうか。「汐見台の集会所」。月に二度のお茶の会が。</w:t>
       </w:r>
     </w:p>
     <w:p>
@@ -1857,7 +1857,7 @@
           <w:i w:val="0"/>
           <w:sz w:val="22"/>
         </w:rPr>
-        <w:t>はい。団地の中の、三十人くらいが毎週集まってた場所です。</w:t>
+        <w:t>はい。団地の三十人くらいが毎週集まってた場所です。</w:t>
       </w:r>
     </w:p>
     <w:p>
@@ -1890,7 +1890,7 @@
           <w:i w:val="0"/>
           <w:sz w:val="22"/>
         </w:rPr>
-        <w:t>たけさん、真壁です。そうなんです、市の判断で。……いいえ、たけさんのせいじゃありません。……はい。事務所のお茶は、淹れてあります。取りに来るのは、難しいですよね。</w:t>
+        <w:t>たけさん、真壁です。そうなんです、市の判断で。……いいえ、たけさんのせいじゃありません。……はい。事務所のお茶は淹れてあります。取りに来るのは難しいですよね。</w:t>
       </w:r>
     </w:p>
     <w:p>
@@ -1938,7 +1938,7 @@
           <w:i w:val="0"/>
           <w:sz w:val="22"/>
         </w:rPr>
-        <w:t>たけさん。三浦から、電話を差し上げます。毎日は、難しいかもしれませんが、できる限り。</w:t>
+        <w:t>たけさん。三浦から電話を差し上げます。毎日は難しいかもしれませんが、できる限り。</w:t>
       </w:r>
     </w:p>
     <w:p>
@@ -1953,7 +1953,7 @@
           <w:color w:val="555555"/>
           <w:sz w:val="22"/>
         </w:rPr>
-        <w:t>(電話が終わる。遼は、しばらく動かない。陸が、ワークシートから目を上げる。)</w:t>
+        <w:t>(電話が終わる。遼はしばらく動かない。陸がワークシートから目を上げる。)</w:t>
       </w:r>
     </w:p>
     <w:p>
@@ -1976,7 +1976,7 @@
           <w:i w:val="0"/>
           <w:sz w:val="22"/>
         </w:rPr>
-        <w:t>母さん。今の、おばあちゃん、団地の?</w:t>
+        <w:t>母さん。今のおばあちゃん、団地の?</w:t>
       </w:r>
     </w:p>
     <w:p>
@@ -1999,7 +1999,7 @@
           <w:i w:val="0"/>
           <w:sz w:val="22"/>
         </w:rPr>
-        <w:t>そう。原告の、たけさん。</w:t>
+        <w:t>そう。原告のたけさん。</w:t>
       </w:r>
     </w:p>
     <w:p>
@@ -2022,7 +2022,7 @@
           <w:i w:val="0"/>
           <w:sz w:val="22"/>
         </w:rPr>
-        <w:t>学校が休みなだけで、こんなに家にいんの、きっついのに。おばあちゃんは、もっとだべ。</w:t>
+        <w:t>学校が休みなだけでこんなに家にいんの、きっついのに。おばあちゃんはもっとだべ。</w:t>
       </w:r>
     </w:p>
     <w:p>
@@ -2157,7 +2157,7 @@
           <w:i w:val="0"/>
           <w:sz w:val="22"/>
         </w:rPr>
-        <w:t>私は、大学で東京に出て、直しちゃった。今、ちょっと後悔してる。</w:t>
+        <w:t>私は大学で東京に出て、直しちゃった。今ちょっと後悔してる。</w:t>
       </w:r>
     </w:p>
     <w:p>
@@ -2195,7 +2195,7 @@
           <w:i w:val="0"/>
           <w:sz w:val="22"/>
         </w:rPr>
-        <w:t>三浦さん、土井さん。……電話を、かけましょう。全員に。三百十二人は無理でも、七十五歳以上の方から。</w:t>
+        <w:t>三浦さん、土井さん。……電話をかけましょう。全員に。三百十二人は無理でも、七十五歳以上の方から。</w:t>
       </w:r>
     </w:p>
     <w:p>
@@ -2241,7 +2241,7 @@
           <w:i w:val="0"/>
           <w:sz w:val="22"/>
         </w:rPr>
-        <w:t>一人あたり五分でも、百時間以上かかります。分担して、毎週かけましょう。「訴状のこと」ではなく、「お元気ですか」で、いいんです。</w:t>
+        <w:t>一人あたり五分でも、三百十二人なら二十六時間かかります。分担して毎週かけましょう。「訴状のこと」ではなく「お元気ですか」でいいんです。</w:t>
       </w:r>
     </w:p>
     <w:p>
@@ -2287,7 +2287,7 @@
           <w:i w:val="0"/>
           <w:sz w:val="22"/>
         </w:rPr>
-        <w:t>名目は、つけません。……僕の師匠が、お茶を出していた理由と、同じです。</w:t>
+        <w:t>名目はつけません。……僕の師匠がお茶を出していた理由と同じです。</w:t>
       </w:r>
     </w:p>
     <w:p>
@@ -2302,7 +2302,7 @@
           <w:color w:val="555555"/>
           <w:sz w:val="22"/>
         </w:rPr>
-        <w:t>(陸が、ワークシートの端に、小さく「x = 3」と書く。三浦が、それをのぞく。)</w:t>
+        <w:t>(陸がワークシートの端に小さく「x = 3」と書く。三浦がそれをのぞく。)</w:t>
       </w:r>
     </w:p>
     <w:p>
@@ -2348,7 +2348,7 @@
           <w:i w:val="0"/>
           <w:sz w:val="22"/>
         </w:rPr>
-        <w:t>母さんの顔が、そういう顔だったから。(照れて、鉛筆を回す)</w:t>
+        <w:t>母さんの顔がそういう顔だったから。(照れて、鉛筆を回す)</w:t>
       </w:r>
     </w:p>
     <w:p>
@@ -2378,7 +2378,7 @@
           <w:color w:val="555555"/>
           <w:sz w:val="22"/>
         </w:rPr>
-        <w:t>(2020年3月31日(火)、午後9時。汐見市立病院の夜間入口。「面会はすべてお断りしています」の貼り紙。白い蛍光灯の下、マスクの大城が、ベンチに座っている。遼が駆けつける。)</w:t>
+        <w:t>(2020年3月31日(火)、午後9時。汐見市立病院の夜間入口。「面会はすべてお断りしています」の貼り紙。白い蛍光灯の下、マスクの大城がベンチに座っている。遼が駆けつける。)</w:t>
       </w:r>
     </w:p>
     <w:p>
@@ -2424,7 +2424,7 @@
           <w:i w:val="0"/>
           <w:sz w:val="22"/>
         </w:rPr>
-        <w:t>熱が三十九度。咳が止まんなくて、夕方、救急車。今、レントゲン撮ってもらってる。</w:t>
+        <w:t>熱が三十九度。咳が止まんなくて、夕方救急車。今レントゲン撮ってもらってる。</w:t>
       </w:r>
     </w:p>
     <w:p>
@@ -2447,7 +2447,7 @@
           <w:i w:val="0"/>
           <w:sz w:val="22"/>
         </w:rPr>
-        <w:t>新型コロナの、検査は。</w:t>
+        <w:t>新型コロナの検査は。</w:t>
       </w:r>
     </w:p>
     <w:p>
@@ -2470,7 +2470,7 @@
           <w:i w:val="0"/>
           <w:sz w:val="22"/>
         </w:rPr>
-        <w:t>PCRっていうの、今、鼻の奥から取ってもらってる。結果は、明日だって。……あたし、昼に、じいちゃんちに寄ったんだ。咳してて、「風邪だべ」って、言うから、ほっといた。</w:t>
+        <w:t>PCRっていうの、今鼻の奥から取ってもらってる。結果は明日だって。……あたし、昼にじいちゃんちに寄ったんだ。咳してて、「風邪だべ」って言うから、ほっといた。</w:t>
       </w:r>
     </w:p>
     <w:p>
@@ -2531,7 +2531,7 @@
           <w:color w:val="555555"/>
           <w:sz w:val="22"/>
         </w:rPr>
-        <w:t>(看護師の斎藤が、マスクとフェイスシールドで、廊下の奥から出てくる。)</w:t>
+        <w:t>(看護師の斎藤が、マスクとフェイスシールド姿で廊下の奥から出てくる。)</w:t>
       </w:r>
     </w:p>
     <w:p>
@@ -2600,7 +2600,7 @@
           <w:i w:val="0"/>
           <w:sz w:val="22"/>
         </w:rPr>
-        <w:t>真壁先生ですね。遠藤さんが、うわごとで、お名前を。「わけえ先生に、茶を、まだ飲んでねえ」って。</w:t>
+        <w:t>真壁先生ですね。遠藤さんがうわごとでお名前を。「わけえ先生に、茶をまだ飲んでねえ」って。</w:t>
       </w:r>
     </w:p>
     <w:p>
@@ -2646,7 +2646,7 @@
           <w:i w:val="0"/>
           <w:sz w:val="22"/>
         </w:rPr>
-        <w:t>先生、遠藤さんの肺は、肺炎の影があります。ただ、検査が出るまでは、陰性とも陽性とも、言えません。今夜は、個室に入っていただきます。ご面会は、できません。</w:t>
+        <w:t>先生、遠藤さんの肺には肺炎の影があります。ただ、検査結果が出るまでは陰性とも陽性とも言えません。今夜は個室に入っていただきます。ご面会はできません。</w:t>
       </w:r>
     </w:p>
     <w:p>
@@ -2715,7 +2715,7 @@
           <w:i w:val="0"/>
           <w:sz w:val="22"/>
         </w:rPr>
-        <w:t>遠藤さんが、目を覚ましたとき、「みんな、待ってる」と、伝えてください。</w:t>
+        <w:t>遠藤さんが目を覚ましたとき、「みんな待ってる」と伝えてください。</w:t>
       </w:r>
     </w:p>
     <w:p>
@@ -2753,7 +2753,7 @@
           <w:color w:val="555555"/>
           <w:sz w:val="22"/>
         </w:rPr>
-        <w:t>(斎藤は、一礼して、奥へ戻っていく。大城が、膝の上でマスクを直す。)</w:t>
+        <w:t>(斎藤は一礼して奥へ戻っていく。大城が膝の上でマスクを直す。)</w:t>
       </w:r>
     </w:p>
     <w:p>
@@ -2776,7 +2776,7 @@
           <w:i w:val="0"/>
           <w:sz w:val="22"/>
         </w:rPr>
-        <w:t>あのじいちゃん、八年九か月、待ったんだよ。まだ、始まってもいない裁判を。</w:t>
+        <w:t>あのじいちゃん、八年九か月待ったんだよ。まだ始まってもいない裁判を。</w:t>
       </w:r>
     </w:p>
     <w:p>
@@ -2845,7 +2845,7 @@
           <w:i w:val="0"/>
           <w:sz w:val="22"/>
         </w:rPr>
-        <w:t>言います。僕が、そう言わなければ、誰が言うんですか。</w:t>
+        <w:t>言います。僕がそう言わなければ、誰が言うんですか。</w:t>
       </w:r>
     </w:p>
     <w:p>
@@ -2860,7 +2860,7 @@
           <w:color w:val="555555"/>
           <w:sz w:val="22"/>
         </w:rPr>
-        <w:t>(夜の駐車場に、救急車の赤い光が、一度だけ回る。)</w:t>
+        <w:t>(夜の駐車場に救急車の赤い光が一度だけ回る。)</w:t>
       </w:r>
     </w:p>
     <w:p>
@@ -2890,7 +2890,7 @@
           <w:color w:val="555555"/>
           <w:sz w:val="22"/>
         </w:rPr>
-        <w:t>(2020年4月7日(火)、午後6時。桐生法律事務所。応接室のテレビに、首相の記者会見。「東京、神奈川、埼玉、千葉、大阪、兵庫、福岡の七都府県に、緊急事態を宣言いたします」。遼、三浦、土井が、立ったままテレビを見ている。机の電話が鳴る。)</w:t>
+        <w:t>(2020年4月7日(火)、午後6時。桐生法律事務所。応接室のテレビに首相の記者会見。「東京、神奈川、埼玉、千葉、大阪、兵庫、福岡の七都府県に、緊急事態を宣言いたします」。遼、三浦、土井が立ったままテレビを見ている。机の電話が鳴る。)</w:t>
       </w:r>
     </w:p>
     <w:p>
@@ -2938,7 +2938,7 @@
           <w:color w:val="555555"/>
           <w:sz w:val="22"/>
         </w:rPr>
-        <w:t>(三浦が、メモを取りながら、うなずく。電話が終わる。)</w:t>
+        <w:t>(三浦がメモを取りながらうなずく。電話が終わる。)</w:t>
       </w:r>
     </w:p>
     <w:p>
@@ -2961,7 +2961,7 @@
           <w:i w:val="0"/>
           <w:sz w:val="22"/>
         </w:rPr>
-        <w:t>真壁さん、裁判所の書記官の寺島さんからです。今月二十二日の、第一回口頭弁論期日のことで……。</w:t>
+        <w:t>真壁さん、裁判所の書記官の寺島さんからです。今月二十二日の第一回口頭弁論期日のことで……。</w:t>
       </w:r>
     </w:p>
     <w:p>
@@ -3007,7 +3007,7 @@
           <w:i w:val="0"/>
           <w:sz w:val="22"/>
         </w:rPr>
-        <w:t>民事第二部で、期日を取り消して、追って指定にするそうです。今日の宣言を受けて、県内の裁判所も、傍聴席の制限や、公開の方法を検討しているので、って。</w:t>
+        <w:t>民事第二部で期日を取り消して、追って指定にするそうです。今日の宣言を受けて、県内の裁判所も傍聴席の制限や公開の方法を検討しているので、と。</w:t>
       </w:r>
     </w:p>
     <w:p>
@@ -3030,7 +3030,7 @@
           <w:i w:val="0"/>
           <w:sz w:val="22"/>
         </w:rPr>
-        <w:t>取り消し。……まだ、一度も、法廷に立ってないのに。</w:t>
+        <w:t>取り消し。……まだ一度も法廷に立ってないのに。</w:t>
       </w:r>
     </w:p>
     <w:p>
@@ -3076,7 +3076,7 @@
           <w:i w:val="0"/>
           <w:sz w:val="22"/>
         </w:rPr>
-        <w:t>追って連絡、とのことです。ただ、準備書面は、予定通り、電子データでも受け取ると。</w:t>
+        <w:t>追って連絡とのことです。ただ、準備書面は予定通り電子データでも受け取ると。</w:t>
       </w:r>
     </w:p>
     <w:p>
@@ -3099,7 +3099,7 @@
           <w:i w:val="0"/>
           <w:sz w:val="22"/>
         </w:rPr>
-        <w:t>分かりました。……電子データは、原告の皆さんには、ほぼ使えませんね。</w:t>
+        <w:t>分かりました。……電子データは原告の皆さんにはほぼ使えませんね。</w:t>
       </w:r>
     </w:p>
     <w:p>
@@ -3122,7 +3122,7 @@
           <w:i w:val="0"/>
           <w:sz w:val="22"/>
         </w:rPr>
-        <w:t>封書で、いつも通り送れば、いいのでは。</w:t>
+        <w:t>封書でいつも通り送ればいいのでは。</w:t>
       </w:r>
     </w:p>
     <w:p>
@@ -3145,7 +3145,7 @@
           <w:i w:val="0"/>
           <w:sz w:val="22"/>
         </w:rPr>
-        <w:t>そうですね。ただ、郵便だけでは、「お元気ですか」が、届かない。</w:t>
+        <w:t>そうですね。ただ、郵便だけでは「お元気ですか」が届かない。</w:t>
       </w:r>
     </w:p>
     <w:p>
@@ -3160,7 +3160,7 @@
           <w:color w:val="555555"/>
           <w:sz w:val="22"/>
         </w:rPr>
-        <w:t>(テレビの画面が、東京の無人の交差点を映す。三浦が、リモコンで音を小さくする。)</w:t>
+        <w:t>(テレビの画面が東京の無人の交差点を映す。三浦がリモコンで音を小さくする。)</w:t>
       </w:r>
     </w:p>
     <w:p>
@@ -3206,7 +3206,7 @@
           <w:i w:val="0"/>
           <w:sz w:val="22"/>
         </w:rPr>
-        <w:t>なくなりません。延びるだけです。それを、毎回、同じ言葉で、答えましょう。「延びるだけです。始まらないのではなく、待っています」と。</w:t>
+        <w:t>なくなりません。延びるだけです。それを毎回同じ言葉で答えましょう。「延びるだけです。始まらないのではなく、待っています」と。</w:t>
       </w:r>
     </w:p>
     <w:p>
@@ -3229,7 +3229,7 @@
           <w:i w:val="0"/>
           <w:sz w:val="22"/>
         </w:rPr>
-        <w:t>先生、延びるだけ、で、どれくらいですか。</w:t>
+        <w:t>先生、延びるだけって、どれくらいですか。</w:t>
       </w:r>
     </w:p>
     <w:p>
@@ -3252,7 +3252,7 @@
           <w:i w:val="0"/>
           <w:sz w:val="22"/>
         </w:rPr>
-        <w:t>分かりません。……それが、一番、答えにくいところです。</w:t>
+        <w:t>分かりません。……それが一番答えにくいところです。</w:t>
       </w:r>
     </w:p>
     <w:p>
@@ -3267,7 +3267,7 @@
           <w:color w:val="555555"/>
           <w:sz w:val="22"/>
         </w:rPr>
-        <w:t>(土井が、手帳に何かを書き、少しためらってから、読み上げる。)</w:t>
+        <w:t>(土井が手帳に何かを書き、少しためらってから読み上げる。)</w:t>
       </w:r>
     </w:p>
     <w:p>
@@ -3290,7 +3290,7 @@
           <w:i w:val="0"/>
           <w:sz w:val="22"/>
         </w:rPr>
-        <w:t>「待つのは、あなたたちだけではありません」。……先生、これ、連絡文のはじめに、入れてもいいでしょうか。</w:t>
+        <w:t>「待つのは、あなたたちだけではありません」。……先生、これ、連絡文のはじめに入れてもいいでしょうか。</w:t>
       </w:r>
     </w:p>
     <w:p>
@@ -3407,7 +3407,7 @@
           <w:i w:val="0"/>
           <w:sz w:val="22"/>
         </w:rPr>
-        <w:t>お茶、飲みます? 今日は、誰が、一番長く待ったか、分からないので、全員同時で。</w:t>
+        <w:t>お茶、飲みます? 今日は誰が一番長く待ったか分からないので、全員同時で。</w:t>
       </w:r>
     </w:p>
     <w:p>
@@ -3430,7 +3430,7 @@
           <w:i w:val="0"/>
           <w:sz w:val="22"/>
         </w:rPr>
-        <w:t>そうしましょう。……僕が、淹れます。</w:t>
+        <w:t>そうしましょう。……僕が淹れます。</w:t>
       </w:r>
     </w:p>
     <w:p>
@@ -3460,7 +3460,7 @@
           <w:color w:val="555555"/>
           <w:sz w:val="22"/>
         </w:rPr>
-        <w:t>(2020年4月18日(土)、午後2時。桐生法律事務所。二日前、緊急事態宣言が全国に広がった。応接室の机に、パソコンが二台、スマートフォンが三台。白いファイルの横に、小さな茶袋が束で積んである。袋に手書きの付箋「ほうじ茶 一煎分 煙一本」。三浦と土井が、茶袋を封筒に詰めている。画面の向こうに、小さな枠が、ぽつぽつと増えていく。)</w:t>
+        <w:t>(2020年4月18日(土)、午後2時。桐生法律事務所。二日前、緊急事態宣言が全国に広がった。応接室の机にパソコンが二台、スマートフォンが三台。白いファイルの横に小さな茶袋が束で積んである。袋には手書きの付箋「ほうじ茶 一煎分 煙一本」。三浦と土井が茶袋を封筒に詰めている。画面の向こうに、小さな枠がぽつぽつと増えていく。)</w:t>
       </w:r>
     </w:p>
     <w:p>
@@ -3483,7 +3483,7 @@
           <w:i w:val="0"/>
           <w:sz w:val="22"/>
         </w:rPr>
-        <w:t>真壁さん、つながりました。女将さんと、団地の三号棟の……三人。たけさんは、お孫さんのスマホで。</w:t>
+        <w:t>真壁さん、つながりました。女将さんと団地の三号棟の……三人。たけさんはお孫さんのスマホで。</w:t>
       </w:r>
     </w:p>
     <w:p>
@@ -3530,7 +3530,7 @@
           <w:color w:val="555555"/>
           <w:sz w:val="22"/>
         </w:rPr>
-        <w:t>(画面に、割烹着の肩が揺れる)</w:t>
+        <w:t>(画面に割烹着の肩が揺れる)</w:t>
       </w:r>
       <w:r>
         <w:rPr>
@@ -3608,7 +3608,7 @@
           <w:i w:val="0"/>
           <w:sz w:val="22"/>
         </w:rPr>
-        <w:t>おかみさん、画面を、ちょっと、上に傾けて……。</w:t>
+        <w:t>おかみさん、画面をちょっと上に傾けて……。</w:t>
       </w:r>
     </w:p>
     <w:p>
@@ -3623,7 +3623,7 @@
           <w:color w:val="555555"/>
           <w:sz w:val="22"/>
         </w:rPr>
-        <w:t>(画面の枠が、すこし揺れる。たけの枠。眼鏡の奥の目が、画面に近すぎる。)</w:t>
+        <w:t>(画面の枠がすこし揺れる。たけの枠。眼鏡の奥の目が画面に近すぎる。)</w:t>
       </w:r>
     </w:p>
     <w:p>
@@ -3692,7 +3692,7 @@
           <w:i w:val="0"/>
           <w:sz w:val="22"/>
         </w:rPr>
-        <w:t>んだか。……これ、ほんとにつながってんだか。孫に言われて、このボタンを押したけんど、あとは分かんね。</w:t>
+        <w:t>んだか。……これ、ほんとにつながってんだか。孫に言われてこのボタンを押したけんど、あとは分かんね。</w:t>
       </w:r>
     </w:p>
     <w:p>
@@ -3776,7 +3776,7 @@
           <w:i w:val="0"/>
           <w:sz w:val="22"/>
         </w:rPr>
-        <w:t>皆さん、お手元に、昨日お送りした茶袋が、届いていますか。</w:t>
+        <w:t>皆さん、お手元に昨日お送りした茶袋が届いていますか。</w:t>
       </w:r>
     </w:p>
     <w:p>
@@ -3845,7 +3845,7 @@
           <w:i w:val="0"/>
           <w:sz w:val="22"/>
         </w:rPr>
-        <w:t>今から、一緒に淹れましょう。急須が、なければ、湯呑みに直接、茶葉を入れて、お湯を注いでください。</w:t>
+        <w:t>今から一緒に淹れましょう。急須がなければ、湯呑みに直接茶葉を入れてお湯を注いでください。</w:t>
       </w:r>
     </w:p>
     <w:p>
@@ -3891,7 +3891,7 @@
           <w:i w:val="0"/>
           <w:sz w:val="22"/>
         </w:rPr>
-        <w:t>はい。本物の炒り方とは、違います。炒ってあるので、お湯だけで、香りが立ちます。</w:t>
+        <w:t>はい。本物の炒り方とは違います。炒ってあるのでお湯だけで香りが立ちます。</w:t>
       </w:r>
     </w:p>
     <w:p>
@@ -3906,7 +3906,7 @@
           <w:color w:val="555555"/>
           <w:sz w:val="22"/>
         </w:rPr>
-        <w:t>(三浦が、鉄瓶を持ってきて、画面の前で、湯呑みに注ぐ。湯気が上がる。)</w:t>
+        <w:t>(三浦が鉄瓶を持ってきて、画面の前で湯呑みに注ぐ。湯気が上がる。)</w:t>
       </w:r>
     </w:p>
     <w:p>
@@ -3929,7 +3929,7 @@
           <w:i w:val="0"/>
           <w:sz w:val="22"/>
         </w:rPr>
-        <w:t>……いい匂いだ。団地の、集会所で、飲んでた匂いだ。</w:t>
+        <w:t>……いい匂いだ。団地の集会所で飲んでた匂いだ。</w:t>
       </w:r>
     </w:p>
     <w:p>
@@ -3952,7 +3952,7 @@
           <w:i w:val="0"/>
           <w:sz w:val="22"/>
         </w:rPr>
-        <w:t>それは、先生の炒り方です。(三浦を見る)今日の茶は、三浦さんが炒りました。</w:t>
+        <w:t>それは先生の炒り方です。(三浦を見る)今日の茶は三浦さんが炒りました。</w:t>
       </w:r>
     </w:p>
     <w:p>
@@ -3975,7 +3975,7 @@
           <w:i w:val="0"/>
           <w:sz w:val="22"/>
         </w:rPr>
-        <w:t>煙が、一本立ったところで、止めました。</w:t>
+        <w:t>煙が一本立ったところで止めました。</w:t>
       </w:r>
     </w:p>
     <w:p>
@@ -4036,7 +4036,7 @@
           <w:color w:val="555555"/>
           <w:sz w:val="22"/>
         </w:rPr>
-        <w:t>(画面の中で、みんなが、湯呑みを両手で包む。)</w:t>
+        <w:t>(画面の中でみんなが湯呑みを両手で包む。)</w:t>
       </w:r>
     </w:p>
     <w:p>
@@ -4059,7 +4059,7 @@
           <w:i w:val="0"/>
           <w:sz w:val="22"/>
         </w:rPr>
-        <w:t>先生、今日、順番はどうなるの。一番長く待った人から、飲むんでしょ。</w:t>
+        <w:t>先生、今日の順番はどうなるの。一番長く待った人から飲むんでしょ。</w:t>
       </w:r>
     </w:p>
     <w:p>
@@ -4082,7 +4082,7 @@
           <w:i w:val="0"/>
           <w:sz w:val="22"/>
         </w:rPr>
-        <w:t>遠藤さんが、入院中ですので、今日は、遠藤さんの分を、僕が、画面の前に置きます。</w:t>
+        <w:t>遠藤さんが入院中ですので、今日は遠藤さんの分を僕が画面の前に置きます。</w:t>
       </w:r>
     </w:p>
     <w:p>
@@ -4097,7 +4097,7 @@
           <w:color w:val="555555"/>
           <w:sz w:val="22"/>
         </w:rPr>
-        <w:t>(遼が、湯呑みをひとつ、パソコンの横に置く。誰も飲まない。画面の向こうで、たけが、鼻をすする。)</w:t>
+        <w:t>(遼が湯呑みをひとつパソコンの横に置く。誰も飲まない。画面の向こうでたけが鼻をすする。)</w:t>
       </w:r>
     </w:p>
     <w:p>
@@ -4120,7 +4120,7 @@
           <w:i w:val="0"/>
           <w:sz w:val="22"/>
         </w:rPr>
-        <w:t>……ごめんね、先生。わたし、年寄りだから、泣き虫で。</w:t>
+        <w:t>……ごめんね、先生。わたし、年寄りだから泣き虫で。</w:t>
       </w:r>
     </w:p>
     <w:p>
@@ -4189,7 +4189,7 @@
           <w:i w:val="0"/>
           <w:sz w:val="22"/>
         </w:rPr>
-        <w:t>一度だけ、泣きました。去年の、年末に。</w:t>
+        <w:t>一度だけ泣きました。去年の年末に。</w:t>
       </w:r>
     </w:p>
     <w:p>
@@ -4204,7 +4204,7 @@
           <w:color w:val="555555"/>
           <w:sz w:val="22"/>
         </w:rPr>
-        <w:t>(画面のあちこちで、うなずく。みんなが、しばらく、湯気を見つめて、静かになる。)</w:t>
+        <w:t>(画面のあちこちでうなずく。みんなしばらく湯気を見つめて静かになる。)</w:t>
       </w:r>
     </w:p>
     <w:p>
@@ -4283,7 +4283,7 @@
           <w:i w:val="0"/>
           <w:sz w:val="22"/>
         </w:rPr>
-        <w:t>店は閉めても、お茶を飲める人が、ここに、こうして、いるだけで、よかった。</w:t>
+        <w:t>店は閉めても、お茶を飲める人がここにこうしているだけでよかった。</w:t>
       </w:r>
     </w:p>
     <w:p>
@@ -4321,7 +4321,7 @@
           <w:i w:val="0"/>
           <w:sz w:val="22"/>
         </w:rPr>
-        <w:t>来週も、同じ時間に、やりましょう。次は、ゆみさんの番号を、土井さんから、お電話します。</w:t>
+        <w:t>来週も同じ時間にやりましょう。次はゆみさんの番号に土井さんからお電話します。</w:t>
       </w:r>
     </w:p>
     <w:p>
@@ -4359,7 +4359,7 @@
           <w:color w:val="555555"/>
           <w:sz w:val="22"/>
         </w:rPr>
-        <w:t>(画面が一つずつ、小さくなり、消えていく。最後に、女将の枠だけが残り、割烹着の肩が、ちらっと揺れる。)</w:t>
+        <w:t>(画面が一つずつ小さくなり、消えていく。最後に女将の枠だけが残り、割烹着の肩がちらっと揺れる。)</w:t>
       </w:r>
     </w:p>
     <w:p>
@@ -4427,7 +4427,7 @@
           <w:color w:val="555555"/>
           <w:sz w:val="22"/>
         </w:rPr>
-        <w:t>(2020年4月28日(火)、午後3時。汐見市立病院、四階の個室。PCRは二度とも陰性。診断は細菌性肺炎。面会は原則禁止だが、「弁護士の接見」という名目で、斎藤が十五分だけ、遼を通した。マスク、ガウン、手袋。ベッドの上の遠藤は、一回り小さくなっている。窓の外は、強い南風。カーテンが膨らむ。)</w:t>
+        <w:t>(2020年4月28日(火)、午後3時。汐見市立病院、四階の個室。PCRは二度とも陰性。診断は細菌性肺炎。面会は原則禁止だが、「弁護士の接見」という名目で斎藤が十五分だけ遼を通した。マスク、ガウン、手袋。ベッドの上の遠藤は一回り小さくなっている。窓の外は強い南風。カーテンが膨らむ。)</w:t>
       </w:r>
     </w:p>
     <w:p>
@@ -4496,7 +4496,7 @@
           <w:i w:val="0"/>
           <w:sz w:val="22"/>
         </w:rPr>
-        <w:t>熱は、下がった。咳も、まあ、減った。年寄りは、しぶといど。</w:t>
+        <w:t>熱は下がった。咳もまあ減った。年寄りはしぶといど。</w:t>
       </w:r>
     </w:p>
     <w:p>
@@ -4519,7 +4519,7 @@
           <w:i w:val="0"/>
           <w:sz w:val="22"/>
         </w:rPr>
-        <w:t>よかった。……みんな、待っています。大城さんも、女将さんも。たけさんは、画面の向こうで、遠藤さんの湯呑みを、毎週置いています。</w:t>
+        <w:t>よかった。……みんな待っています。大城さんも女将さんも。たけさんは画面の向こうで、遠藤さんの湯呑みを毎週置いています。</w:t>
       </w:r>
     </w:p>
     <w:p>
@@ -4542,7 +4542,7 @@
           <w:i w:val="0"/>
           <w:sz w:val="22"/>
         </w:rPr>
-        <w:t>毎週、置いてんのか。(目をつぶる)そりゃ、冷めるべ。</w:t>
+        <w:t>毎週置いてんのか。(目をつぶる)そりゃ、冷めるべ。</w:t>
       </w:r>
     </w:p>
     <w:p>
@@ -4603,7 +4603,7 @@
           <w:color w:val="555555"/>
           <w:sz w:val="22"/>
         </w:rPr>
-        <w:t>(遠藤が、かすかに笑い、咳をする。遼が、水の吸い飲みを差し出す。)</w:t>
+        <w:t>(遠藤がかすかに笑い、咳をする。遼が水の吸い飲みを差し出す。)</w:t>
       </w:r>
     </w:p>
     <w:p>
@@ -4649,7 +4649,7 @@
           <w:i w:val="0"/>
           <w:sz w:val="22"/>
         </w:rPr>
-        <w:t>開けられません。……風が、強いですね。</w:t>
+        <w:t>開けられません。……風が強いですね。</w:t>
       </w:r>
     </w:p>
     <w:p>
@@ -4672,7 +4672,7 @@
           <w:i w:val="0"/>
           <w:sz w:val="22"/>
         </w:rPr>
-        <w:t>んだ。この風は、沖のほうから来る。「南風が立つと、船は出さねえ」。じいちゃんから、そう教わった。七十年前だ。</w:t>
+        <w:t>んだ。この風は沖のほうから来る。「南風が立つと、船は出さねえ」。じいちゃんからそう教わった。七十年前だ。</w:t>
       </w:r>
     </w:p>
     <w:p>
@@ -4718,7 +4718,7 @@
           <w:i w:val="0"/>
           <w:sz w:val="22"/>
         </w:rPr>
-        <w:t>んだ。波が立つ前に、風が立つんだ。立ったら、まず、待つ。待ってから、出る。</w:t>
+        <w:t>んだ。波が立つ前に風が立つんだ。立ったらまず待つ。待ってから出る。</w:t>
       </w:r>
     </w:p>
     <w:p>
@@ -4756,7 +4756,7 @@
           <w:i w:val="0"/>
           <w:sz w:val="22"/>
         </w:rPr>
-        <w:t>遠藤さん。堀辰雄という作家が、この、風が立つ、で、小説を書いています。『風立ちぬ』。結核の療養所に入った恋人に、付き添う話です。</w:t>
+        <w:t>遠藤さん。堀辰雄という作家が、この「風が立つ」で小説を書いています。『風立ちぬ』。結核の療養所に入った恋人に付き添う話です。</w:t>
       </w:r>
     </w:p>
     <w:p>
@@ -4779,7 +4779,7 @@
           <w:i w:val="0"/>
           <w:sz w:val="22"/>
         </w:rPr>
-        <w:t>本か。おれは、本は、新聞くらいしか。</w:t>
+        <w:t>本か。おれは本は新聞くらいしか。</w:t>
       </w:r>
     </w:p>
     <w:p>
@@ -4802,7 +4802,7 @@
           <w:i w:val="0"/>
           <w:sz w:val="22"/>
         </w:rPr>
-        <w:t>冒頭に、ヴァレリーの詩の一行を、堀辰雄が訳した言葉があるんです。「風立ちぬ、いざ生きめやも」。</w:t>
+        <w:t>冒頭にヴァレリーの詩の一行を堀辰雄が訳した言葉があるんです。「風立ちぬ、いざ生きめやも」。</w:t>
       </w:r>
     </w:p>
     <w:p>
@@ -4848,7 +4848,7 @@
           <w:i w:val="0"/>
           <w:sz w:val="22"/>
         </w:rPr>
-        <w:t>風が立った。さあ、生きなければならない。そういう意味に、堀辰雄は、訳しました。</w:t>
+        <w:t>風が立った。さあ、生きなければならない。そういう意味に堀辰雄は訳しました。</w:t>
       </w:r>
     </w:p>
     <w:p>
@@ -4871,7 +4871,7 @@
           <w:i w:val="0"/>
           <w:sz w:val="22"/>
         </w:rPr>
-        <w:t>「生きめやも」。……そこは、ちっと違うんでねえか。「めやも」は、「生きようか、いや、生きられねえ」って、反対の言葉だべ。うちの孫が、学校でそう習ったって言ってた。</w:t>
+        <w:t>「生きめやも」。……そこはちっと違うんでねえか。「めやも」は「生きようか、いや、生きられねえ」って反対の言葉だべ。うちの孫が学校でそう習ったって言ってた。</w:t>
       </w:r>
     </w:p>
     <w:p>
@@ -4895,16 +4895,16 @@
           <w:color w:val="555555"/>
           <w:sz w:val="22"/>
         </w:rPr>
-        <w:t>(少し、目を見開く)</w:t>
-      </w:r>
-      <w:r>
-        <w:rPr>
-          <w:rFonts w:ascii="Times New Roman" w:hAnsi="Times New Roman" w:eastAsia="Malgun Gothic"/>
-          <w:b w:val="0"/>
-          <w:i w:val="0"/>
-          <w:sz w:val="22"/>
-        </w:rPr>
-        <w:t>……そのとおりです。古い文法では、反語です。「生きられようか、いや、生きられない」。ですが、堀辰雄は、「生きようと、試みなければならない」という意味で、使いました。誤りだと、言う人もいます。でも、ずっと、読まれています。</w:t>
+        <w:t>(少し目を見開く)</w:t>
+      </w:r>
+      <w:r>
+        <w:rPr>
+          <w:rFonts w:ascii="Times New Roman" w:hAnsi="Times New Roman" w:eastAsia="Malgun Gothic"/>
+          <w:b w:val="0"/>
+          <w:i w:val="0"/>
+          <w:sz w:val="22"/>
+        </w:rPr>
+        <w:t>……そのとおりです。古い文法では反語です。「生きられようか、いや、生きられない」。ですが堀辰雄は「生きようと試みなければならない」という意味で使いました。誤りだと言う人もいます。でもずっと読まれています。</w:t>
       </w:r>
     </w:p>
     <w:p>
@@ -4927,7 +4927,7 @@
           <w:i w:val="0"/>
           <w:sz w:val="22"/>
         </w:rPr>
-        <w:t>間違えて、使って、それで、残ったか。</w:t>
+        <w:t>間違えて使って、それで残ったか。</w:t>
       </w:r>
     </w:p>
     <w:p>
@@ -4983,7 +4983,7 @@
           <w:i w:val="0"/>
           <w:sz w:val="22"/>
         </w:rPr>
-        <w:t>なら、間違いでも、いいんでねえか。風が立ったら、まず、生きる。それで、いいべ。</w:t>
+        <w:t>なら、間違いでもいいんでねえか。風が立ったらまず生きる。それでいいべ。</w:t>
       </w:r>
     </w:p>
     <w:p>
@@ -5006,7 +5006,7 @@
           <w:i w:val="0"/>
           <w:sz w:val="22"/>
         </w:rPr>
-        <w:t>……はい。僕は、それが、いいと思います。</w:t>
+        <w:t>……はい。僕はそれがいいと思います。</w:t>
       </w:r>
     </w:p>
     <w:p>
@@ -5029,7 +5029,7 @@
           <w:i w:val="0"/>
           <w:sz w:val="22"/>
         </w:rPr>
-        <w:t>先生。おれの、陳述書、あれ、どうなってる。</w:t>
+        <w:t>先生。おれの陳述書、あれどうなってる。</w:t>
       </w:r>
     </w:p>
     <w:p>
@@ -5052,7 +5052,7 @@
           <w:i w:val="0"/>
           <w:sz w:val="22"/>
         </w:rPr>
-        <w:t>準備しています。第一回の期日が、延びたので、中身を、少しずつ、詰められます。</w:t>
+        <w:t>準備しています。第一回の期日が延びたので、中身を少しずつ詰められます。</w:t>
       </w:r>
     </w:p>
     <w:p>
@@ -5075,7 +5075,7 @@
           <w:i w:val="0"/>
           <w:sz w:val="22"/>
         </w:rPr>
-        <w:t>口で言う、つもりだったんだ。法廷で、みんなの前で。(咳)んだけんど、おれの口が、持たねえかもしんねえ。</w:t>
+        <w:t>口で言うつもりだったんだ。法廷でみんなの前で。(咳)んだけんど、おれの口が持たねえかもしんねえ。</w:t>
       </w:r>
     </w:p>
     <w:p>
@@ -5098,7 +5098,7 @@
           <w:i w:val="0"/>
           <w:sz w:val="22"/>
         </w:rPr>
-        <w:t>持ちます。持たないときは、書面にします。それでも、遠藤さんの名前で、出します。</w:t>
+        <w:t>持ちます。持たないときは書面にします。それでも遠藤さんの名前で出します。</w:t>
       </w:r>
     </w:p>
     <w:p>
@@ -5121,7 +5121,7 @@
           <w:i w:val="0"/>
           <w:sz w:val="22"/>
         </w:rPr>
-        <w:t>名前で、か。……うん。それなら、いい。</w:t>
+        <w:t>名前で、か。……うん。それならいい。</w:t>
       </w:r>
     </w:p>
     <w:p>
@@ -5159,7 +5159,7 @@
           <w:i w:val="0"/>
           <w:sz w:val="22"/>
         </w:rPr>
-        <w:t>先生。八年九か月、待ったんだ。あと半年や一年、待つのは、平気だ。……そのかわり、先生、おれより先に、倒れんなよ。</w:t>
+        <w:t>先生。八年九か月待ったんだ。あと半年や一年待つのは平気だ。……そのかわり、先生、おれより先に倒れんなよ。</w:t>
       </w:r>
     </w:p>
     <w:p>
@@ -5205,7 +5205,7 @@
           <w:i w:val="0"/>
           <w:sz w:val="22"/>
         </w:rPr>
-        <w:t>先生は、師匠に、似てきたな。目だけ見ても、分かる。</w:t>
+        <w:t>先生は師匠に似てきたな。目だけ見ても分かる。</w:t>
       </w:r>
     </w:p>
     <w:p>
@@ -5243,7 +5243,7 @@
           <w:color w:val="555555"/>
           <w:sz w:val="22"/>
         </w:rPr>
-        <w:t>(遼が、一礼して病室を出る。廊下の突き当たりの窓。南風に、桜の最後の花びらが、数枚、横に流れていく。)</w:t>
+        <w:t>(遼が一礼して病室を出る。廊下の突き当たりの窓。南風に、桜の最後の花びらが数枚横に流れていく。)</w:t>
       </w:r>
     </w:p>
     <w:p>
@@ -5273,7 +5273,7 @@
           <w:color w:val="555555"/>
           <w:sz w:val="22"/>
         </w:rPr>
-        <w:t>(2020年5月4日(月)、午後11時40分。国道沿いのコンビニ。昼の会見で、緊急事態宣言の五月三十一日までの延長が決まった。駐車場に、物流センターの大型トラックが数台。事務所を出た遼が、ホット飲料の棚の前に立っていると、反射ベストの翔太が、入ってくる。)</w:t>
+        <w:t>(2020年5月4日(月)、午後11時40分。国道沿いのコンビニ。昼の会見で、緊急事態宣言の五月三十一日までの延長が決まった。駐車場に物流センターの大型トラックが数台。事務所を出た遼がホット飲料の棚の前に立っていると、反射ベストの翔太が入ってくる。)</w:t>
       </w:r>
     </w:p>
     <w:p>
@@ -5319,7 +5319,7 @@
           <w:i w:val="0"/>
           <w:sz w:val="22"/>
         </w:rPr>
-        <w:t>翔太くん。夜勤、ですか。</w:t>
+        <w:t>翔太くん。夜勤ですか。</w:t>
       </w:r>
     </w:p>
     <w:p>
@@ -5342,7 +5342,7 @@
           <w:i w:val="0"/>
           <w:sz w:val="22"/>
         </w:rPr>
-        <w:t>夜勤。今月から、週に五日。ゴールデンウィークは、通販の荷物が、バカみてえに多くて。</w:t>
+        <w:t>夜勤。今月から週に五日。ゴールデンウィークは通販の荷物がバカみてえに多くて。</w:t>
       </w:r>
     </w:p>
     <w:p>
@@ -5388,7 +5388,7 @@
           <w:i w:val="0"/>
           <w:sz w:val="22"/>
         </w:rPr>
-        <w:t>会社から、一日二枚。足りねえんで、一枚を、二回、使うっす。</w:t>
+        <w:t>会社から一日二枚。足りねえんで、一枚を二回使うっす。</w:t>
       </w:r>
     </w:p>
     <w:p>
@@ -5403,7 +5403,7 @@
           <w:color w:val="555555"/>
           <w:sz w:val="22"/>
         </w:rPr>
-        <w:t>(翔太が、棚から、栄養ドリンクと、カップ焼きそばをかごに入れる。)</w:t>
+        <w:t>(翔太が棚から栄養ドリンクとカップ焼きそばをかごに入れる。)</w:t>
       </w:r>
     </w:p>
     <w:p>
@@ -5472,7 +5472,7 @@
           <w:i w:val="0"/>
           <w:sz w:val="22"/>
         </w:rPr>
-        <w:t>僕も、似たようなものです。(翔太のかごを見て)今日は、僕が、出します。</w:t>
+        <w:t>僕も似たようなものです。(翔太のかごを見て)今日は僕が出します。</w:t>
       </w:r>
     </w:p>
     <w:p>
@@ -5663,7 +5663,7 @@
           <w:color w:val="555555"/>
           <w:sz w:val="22"/>
         </w:rPr>
-        <w:t>(レジの横のイートインは、使えない。二人は、店の外の、軒下に立つ。)</w:t>
+        <w:t>(レジの横のイートインは使えない。二人は店の外の軒下に立つ。)</w:t>
       </w:r>
     </w:p>
     <w:p>
@@ -5709,7 +5709,7 @@
           <w:i w:val="0"/>
           <w:sz w:val="22"/>
         </w:rPr>
-        <w:t>四月から、とっくに始まってるはずなんすけど、オンラインで。課題の動画が、毎日、メールで、来るだけ。</w:t>
+        <w:t>四月からとっくに始まってるはずなんすけど、オンラインで。課題の動画が毎日メールで来るだけ。</w:t>
       </w:r>
     </w:p>
     <w:p>
@@ -5755,7 +5755,7 @@
           <w:i w:val="0"/>
           <w:sz w:val="22"/>
         </w:rPr>
-        <w:t>一人も、会ってねえ。……でも、こないだ、クラスのグループで、ひとり、話しかけてきた。「波戸町ってことは、親、原発?」って。</w:t>
+        <w:t>一人も会ってねえ。……でもこないだ、クラスのグループでひとり話しかけてきた。「波戸町ってことは、親、原発?」って。</w:t>
       </w:r>
     </w:p>
     <w:p>
@@ -5801,7 +5801,7 @@
           <w:i w:val="0"/>
           <w:sz w:val="22"/>
         </w:rPr>
-        <w:t>「親父は、原発の中で、死んだ」って、返した。そしたら、「ごめん」って、きた。</w:t>
+        <w:t>「親父は原発の中で死んだ」って返した。そしたら「ごめん」ってきた。</w:t>
       </w:r>
     </w:p>
     <w:p>
@@ -5824,7 +5824,7 @@
           <w:i w:val="0"/>
           <w:sz w:val="22"/>
         </w:rPr>
-        <w:t>翔太くんは、なんと。</w:t>
+        <w:t>翔太くんはなんと。</w:t>
       </w:r>
     </w:p>
     <w:p>
@@ -5847,7 +5847,7 @@
           <w:i w:val="0"/>
           <w:sz w:val="22"/>
         </w:rPr>
-        <w:t>「謝らなくていい。この前、飯、食ってないか」って、聞いた。</w:t>
+        <w:t>「謝らなくていい。この前、飯食ってないか」って聞いた。</w:t>
       </w:r>
     </w:p>
     <w:p>
@@ -5862,7 +5862,7 @@
           <w:color w:val="555555"/>
           <w:sz w:val="22"/>
         </w:rPr>
-        <w:t>(翔太が、焼きそばの蓋を開ける。湯気が、夜の駐車場に立つ。)</w:t>
+        <w:t>(翔太が焼きそばの蓋を開ける。湯気が夜の駐車場に立つ。)</w:t>
       </w:r>
     </w:p>
     <w:p>
@@ -5885,7 +5885,7 @@
           <w:i w:val="0"/>
           <w:sz w:val="22"/>
         </w:rPr>
-        <w:t>……いい返事、だと思います。</w:t>
+        <w:t>……いい返事だと思います。</w:t>
       </w:r>
     </w:p>
     <w:p>
@@ -5908,7 +5908,7 @@
           <w:i w:val="0"/>
           <w:sz w:val="22"/>
         </w:rPr>
-        <w:t>おれ、「必須の仕事」なんだって。会社のメールに、そう書いてあった。「エッセンシャルワーカー」。</w:t>
+        <w:t>おれ、「必須の仕事」なんだって。会社のメールにそう書いてあった。「エッセンシャルワーカー」。</w:t>
       </w:r>
     </w:p>
     <w:p>
@@ -5954,7 +5954,7 @@
           <w:i w:val="0"/>
           <w:sz w:val="22"/>
         </w:rPr>
-        <w:t>んだ。でも、必須だなんだって、いうなら、時給、もうちょっと、上げてほしいっす。</w:t>
+        <w:t>んだ。でも必須だなんだって言うなら、時給もうちょっと上げてほしいっす。</w:t>
       </w:r>
     </w:p>
     <w:p>
@@ -5987,7 +5987,7 @@
           <w:i w:val="0"/>
           <w:sz w:val="22"/>
         </w:rPr>
-        <w:t>それは、同感です。……お母さんも、スーパーで、同じですね。</w:t>
+        <w:t>それは同感です。……お母さんもスーパーで同じですね。</w:t>
       </w:r>
     </w:p>
     <w:p>
@@ -6010,7 +6010,7 @@
           <w:i w:val="0"/>
           <w:sz w:val="22"/>
         </w:rPr>
-        <w:t>母さん、今、店で、毎日、客に怒鳴られてんだ。「マスクはないのか」って。</w:t>
+        <w:t>母さん、今店で毎日客に怒鳴られてんだ。「マスクはないのか」って。</w:t>
       </w:r>
     </w:p>
     <w:p>
@@ -6033,7 +6033,7 @@
           <w:i w:val="0"/>
           <w:sz w:val="22"/>
         </w:rPr>
-        <w:t>……小松さん、なぜ、そんなことを、言ってくれなかったんでしょう。</w:t>
+        <w:t>……小松さん、なぜそんなことを言ってくれなかったんでしょう。</w:t>
       </w:r>
     </w:p>
     <w:p>
@@ -6112,7 +6112,7 @@
           <w:i w:val="0"/>
           <w:sz w:val="22"/>
         </w:rPr>
-        <w:t>先生、おれ、思ったんだ。「大丈夫」って、言う人ほど、大丈夫じゃねえんだなって。</w:t>
+        <w:t>先生、おれ思ったんだ。「大丈夫」って言う人ほど大丈夫じゃねえんだなって。</w:t>
       </w:r>
     </w:p>
     <w:p>
@@ -6158,7 +6158,7 @@
           <w:i w:val="0"/>
           <w:sz w:val="22"/>
         </w:rPr>
-        <w:t>だから、先生が、「大丈夫」って、言わねえの、いいなって、思ってた。「必ず」とか、「分かりません」とか。</w:t>
+        <w:t>だから、先生が「大丈夫」って言わねえの、いいなって思ってた。「必ず」とか「分かりません」とか。</w:t>
       </w:r>
     </w:p>
     <w:p>
@@ -6229,7 +6229,7 @@
           <w:color w:val="555555"/>
           <w:sz w:val="22"/>
         </w:rPr>
-        <w:t>(午前零時。遠くで、トラックが、重いブレーキ音を立てる。翔太が、割り箸を、カップの上に置く。)</w:t>
+        <w:t>(午前零時。遠くでトラックが重いブレーキ音を立てる。翔太が割り箸をカップの上に置く。)</w:t>
       </w:r>
     </w:p>
     <w:p>
@@ -6298,7 +6298,7 @@
           <w:i w:val="0"/>
           <w:sz w:val="22"/>
         </w:rPr>
-        <w:t>先生こそ。……あ、そうだ。遠藤のじいちゃん、退院、決まったって、大城さんから聞いた。</w:t>
+        <w:t>先生こそ。……あ、そうだ。遠藤のじいちゃん、退院決まったって大城さんから聞いた。</w:t>
       </w:r>
     </w:p>
     <w:p>
@@ -6344,7 +6344,7 @@
           <w:i w:val="0"/>
           <w:sz w:val="22"/>
         </w:rPr>
-        <w:t>そしたら、おれ、夜勤明けに、事務所、行くっす。お茶、飲みに。</w:t>
+        <w:t>そしたら、おれ夜勤明けに事務所行くっす。お茶飲みに。</w:t>
       </w:r>
     </w:p>
     <w:p>
@@ -6382,7 +6382,7 @@
           <w:color w:val="555555"/>
           <w:sz w:val="22"/>
         </w:rPr>
-        <w:t>(翔太が、反射ベストを揺らして、物流センターの方へ、走っていく。遼が、残った缶コーヒーを、ゆっくり飲む。)</w:t>
+        <w:t>(翔太が反射ベストを揺らして物流センターの方へ走っていく。遼が残った缶コーヒーをゆっくり飲む。)</w:t>
       </w:r>
     </w:p>
     <w:p>
@@ -6412,7 +6412,7 @@
           <w:color w:val="555555"/>
           <w:sz w:val="22"/>
         </w:rPr>
-        <w:t>(2020年5月7日(木)、午後2時。桐生法律事務所。窓を全開にして、換気している。応接室の机は、アクリル板で仕切られている。鉄瓶、急須、湯呑みが、五つ。椅子は、間隔を空けて、並べてある。入口の、玄関先に、杖をついた遠藤。マスク。後ろに、大城。階段の途中で、息を整えている。)</w:t>
+        <w:t>(2020年5月7日(木)、午後2時。桐生法律事務所。窓を全開にして換気している。応接室の机はアクリル板で仕切られている。鉄瓶、急須、湯呑みが五つ。椅子は間隔を空けて並べてある。入口の玄関先に杖をついた遠藤。マスク。後ろに大城。階段の途中で息を整えている。)</w:t>
       </w:r>
     </w:p>
     <w:p>
@@ -6435,7 +6435,7 @@
           <w:i w:val="0"/>
           <w:sz w:val="22"/>
         </w:rPr>
-        <w:t>遠藤さん! 階段、ゆっくり。手すり、つかまってください。</w:t>
+        <w:t>遠藤さん! 階段ゆっくり。手すりにつかまってください。</w:t>
       </w:r>
     </w:p>
     <w:p>
@@ -6458,7 +6458,7 @@
           <w:i w:val="0"/>
           <w:sz w:val="22"/>
         </w:rPr>
-        <w:t>分かってる、分かってる。(一段ずつ上がる)病院の階段より、ここの階段のほうが、きついな。</w:t>
+        <w:t>分かってる、分かってる。(一段ずつ上がる)病院の階段より、ここの階段のほうがきついな。</w:t>
       </w:r>
     </w:p>
     <w:p>
@@ -6481,7 +6481,7 @@
           <w:i w:val="0"/>
           <w:sz w:val="22"/>
         </w:rPr>
-        <w:t>じいちゃん、あたしが、おぶってあげようか。</w:t>
+        <w:t>じいちゃん、あたしがおぶってあげようか。</w:t>
       </w:r>
     </w:p>
     <w:p>
@@ -6504,7 +6504,7 @@
           <w:i w:val="0"/>
           <w:sz w:val="22"/>
         </w:rPr>
-        <w:t>千鶴ちゃんにおぶわれたら、年寄りの、名折れだ。</w:t>
+        <w:t>千鶴ちゃんにおぶわれたら年寄りの名折れだ。</w:t>
       </w:r>
     </w:p>
     <w:p>
@@ -6611,7 +6611,7 @@
           <w:i w:val="0"/>
           <w:sz w:val="22"/>
         </w:rPr>
-        <w:t>ただいま。(椅子に座る。ゆっくり、事務所を見回す)……変わんねえな。鉄瓶の位置も。</w:t>
+        <w:t>ただいま。(椅子に座る。ゆっくり事務所を見回す)……変わんねえな。鉄瓶の位置も。</w:t>
       </w:r>
     </w:p>
     <w:p>
@@ -6634,7 +6634,7 @@
           <w:i w:val="0"/>
           <w:sz w:val="22"/>
         </w:rPr>
-        <w:t>先生の、置き方のままです。</w:t>
+        <w:t>先生の置き方のままです。</w:t>
       </w:r>
     </w:p>
     <w:p>
@@ -6649,7 +6649,7 @@
           <w:color w:val="555555"/>
           <w:sz w:val="22"/>
         </w:rPr>
-        <w:t>(遼が、急須に湯を注ぎ、アクリル板の穴越しに、湯呑みを遠藤の前に置く。)</w:t>
+        <w:t>(遼が急須に湯を注ぎ、アクリル板の穴越しに湯呑みを遠藤の前に置く。)</w:t>
       </w:r>
     </w:p>
     <w:p>
@@ -6718,7 +6718,7 @@
           <w:i w:val="0"/>
           <w:sz w:val="22"/>
         </w:rPr>
-        <w:t>……一本、でした。止めるのが、一瞬、遅れて、二本目が立ちかけましたが。</w:t>
+        <w:t>……一本でした。止めるのが一瞬遅れて、二本目が立ちかけましたが。</w:t>
       </w:r>
     </w:p>
     <w:p>
@@ -6797,7 +6797,7 @@
           <w:i w:val="0"/>
           <w:sz w:val="22"/>
         </w:rPr>
-        <w:t>んだけんど、うめえ。先生の茶だ。先生のでも、わけえ先生のでもねえ、今の、この事務所の茶だ。</w:t>
+        <w:t>んだけんど、うめえ。先生の茶だ。先生のでもわけえ先生のでもねえ、今のこの事務所の茶だ。</w:t>
       </w:r>
     </w:p>
     <w:p>
@@ -6812,7 +6812,7 @@
           <w:color w:val="555555"/>
           <w:sz w:val="22"/>
         </w:rPr>
-        <w:t>(三浦が、小さく、息をつく。土井が、画面越しに、手を振る。事務所の隅に置かれたノートパソコンには、団地の三号棟の、たけの顔が映っている。)</w:t>
+        <w:t>(三浦が小さく息をつく。土井が画面越しに手を振る。事務所の隅に置かれたノートパソコンには、団地の三号棟のたけの顔が映っている。)</w:t>
       </w:r>
     </w:p>
     <w:p>
@@ -6858,7 +6858,7 @@
           <w:i w:val="0"/>
           <w:sz w:val="22"/>
         </w:rPr>
-        <w:t>たけさん、あんた、今日は、顔がちゃんと映ってんな。</w:t>
+        <w:t>たけさん、あんた、今日は顔がちゃんと映ってんな。</w:t>
       </w:r>
     </w:p>
     <w:p>
@@ -6896,7 +6896,7 @@
           <w:color w:val="555555"/>
           <w:sz w:val="22"/>
         </w:rPr>
-        <w:t>(笑いが、小さく起こる。女将の枠も、ゆみの枠も、画面の隅で、うなずいている。)</w:t>
+        <w:t>(笑いが小さく起こる。女将の枠もゆみの枠も、画面の隅でうなずいている。)</w:t>
       </w:r>
     </w:p>
     <w:p>
@@ -6942,7 +6942,7 @@
           <w:i w:val="0"/>
           <w:sz w:val="22"/>
         </w:rPr>
-        <w:t>裁判所の、書記官の方から、さっき、電話がありました。第一回口頭弁論は、六月二十四日、水曜日。傍聴席は、大きく減らしますが、原告の意見陳述は、できます。</w:t>
+        <w:t>裁判所の書記官の方から、さっき電話がありました。第一回口頭弁論は六月二十四日、水曜日。傍聴席は大きく減らしますが、原告の意見陳述はできます。</w:t>
       </w:r>
     </w:p>
     <w:p>
@@ -6965,7 +6965,7 @@
           <w:i w:val="0"/>
           <w:sz w:val="22"/>
         </w:rPr>
-        <w:t>六月か。……まだ、あと、四十日ちょい。</w:t>
+        <w:t>六月か。……まだあと四十日ちょい。</w:t>
       </w:r>
     </w:p>
     <w:p>
@@ -7011,7 +7011,7 @@
           <w:i w:val="0"/>
           <w:sz w:val="22"/>
         </w:rPr>
-        <w:t>年寄りは、数えるのが、仕事だ。</w:t>
+        <w:t>年寄りは数えるのが仕事だ。</w:t>
       </w:r>
     </w:p>
     <w:p>
@@ -7044,7 +7044,7 @@
           <w:i w:val="0"/>
           <w:sz w:val="22"/>
         </w:rPr>
-        <w:t>先生、陳述書の草稿、今晩、お送りします。遠藤さん、内容は、ゆっくり、ご確認ください。</w:t>
+        <w:t>先生、陳述書の草稿、今晩お送りします。遠藤さん、内容はゆっくりご確認ください。</w:t>
       </w:r>
     </w:p>
     <w:p>
@@ -7067,7 +7067,7 @@
           <w:i w:val="0"/>
           <w:sz w:val="22"/>
         </w:rPr>
-        <w:t>茜ちゃん、あんた、ちゃんと食ってっか。目の下に、くまが。</w:t>
+        <w:t>茜ちゃん、あんたちゃんと食ってっか。目の下にくまが。</w:t>
       </w:r>
     </w:p>
     <w:p>
@@ -7090,7 +7090,7 @@
           <w:i w:val="0"/>
           <w:sz w:val="22"/>
         </w:rPr>
-        <w:t>……はい。あ、画面越しでも、見えますか、くま。</w:t>
+        <w:t>……はい。あ、画面越しでも見えますか、くま。</w:t>
       </w:r>
     </w:p>
     <w:p>
@@ -7113,7 +7113,7 @@
           <w:i w:val="0"/>
           <w:sz w:val="22"/>
         </w:rPr>
-        <w:t>見える。年寄りの目は、遠くが、よく見えんだ。</w:t>
+        <w:t>見える。年寄りの目は遠くがよく見えんだ。</w:t>
       </w:r>
     </w:p>
     <w:p>
@@ -7128,7 +7128,7 @@
           <w:color w:val="555555"/>
           <w:sz w:val="22"/>
         </w:rPr>
-        <w:t>(再び笑い。画面と、部屋のあいだで、湯呑みが、いくつも、湯気を立てる。三浦が、窓辺に行き、カーテンを引く。外の、駅前の掲示板。「真壁いさお 国政報告会」のポスターは、角が、はがれかけている。風が、吹いている。)</w:t>
+        <w:t>(再び笑い。画面と部屋のあいだで、湯呑みがいくつも湯気を立てる。三浦が窓辺に行き、カーテンを引く。外の駅前の掲示板。「真壁いさお 国政報告会」のポスターは角がはがれかけている。風が吹いている。)</w:t>
       </w:r>
     </w:p>
     <w:p>
@@ -7151,7 +7151,7 @@
           <w:i w:val="0"/>
           <w:sz w:val="22"/>
         </w:rPr>
-        <w:t>真壁さん。風が、立ってますね。</w:t>
+        <w:t>真壁さん。風が立ってますね。</w:t>
       </w:r>
     </w:p>
     <w:p>
@@ -7174,7 +7174,7 @@
           <w:i w:val="0"/>
           <w:sz w:val="22"/>
         </w:rPr>
-        <w:t>立っています。……出る前に、少し、待ちましょう。</w:t>
+        <w:t>立っています。……出る前に少し待ちましょう。</w:t>
       </w:r>
     </w:p>
     <w:p>
@@ -7198,16 +7198,16 @@
           <w:color w:val="555555"/>
           <w:sz w:val="22"/>
         </w:rPr>
-        <w:t>(湯呑みを、両手で、包んで)</w:t>
-      </w:r>
-      <w:r>
-        <w:rPr>
-          <w:rFonts w:ascii="Times New Roman" w:hAnsi="Times New Roman" w:eastAsia="Malgun Gothic"/>
-          <w:b w:val="0"/>
-          <w:i w:val="0"/>
-          <w:sz w:val="22"/>
-        </w:rPr>
-        <w:t>待つのは、うまい。おれらは、そのために、生きてきたようなもんだ。</w:t>
+        <w:t>(湯呑みを両手で包んで)</w:t>
+      </w:r>
+      <w:r>
+        <w:rPr>
+          <w:rFonts w:ascii="Times New Roman" w:hAnsi="Times New Roman" w:eastAsia="Malgun Gothic"/>
+          <w:b w:val="0"/>
+          <w:i w:val="0"/>
+          <w:sz w:val="22"/>
+        </w:rPr>
+        <w:t>待つのはうまい。おれらはそのために生きてきたようなもんだ。</w:t>
       </w:r>
     </w:p>
     <w:p>
@@ -7222,7 +7222,7 @@
           <w:color w:val="555555"/>
           <w:sz w:val="22"/>
         </w:rPr>
-        <w:t>(遼が、遠藤の湯呑みに、二杯目を注ぐ。事務所の、ほうじ茶の香りが、開け放した窓から、通りへ、細く、流れていく。)</w:t>
+        <w:t>(遼が遠藤の湯呑みに二杯目を注ぐ。事務所のほうじ茶の香りが、開け放した窓から通りへ細く流れていく。)</w:t>
       </w:r>
     </w:p>
     <w:p>
